--- a/resume.en.docx
+++ b/resume.en.docx
@@ -28,7 +28,7 @@
         <w:pStyle w:val="BodyText"/>
       </w:pPr>
       <w:r>
-        <w:t xml:space="preserve">juanccamachob94@gmail.com · +52 55 2128 9258 · https://juanccamachob94.github.io/ · https://github.com/juanccamachob94</w:t>
+        <w:t xml:space="preserve">juanccamachob94@gmail.com · +52 55 2128 9258 · https://juanccamachob94.github.io/ · https://github.com/juanccamachob94 · https://www.linkedin.com/in/juanccamachob94/</w:t>
       </w:r>
     </w:p>
     <w:p>
